--- a/outputs/2026-06-01_晚间日报.docx
+++ b/outputs/2026-06-01_晚间日报.docx
@@ -28,11 +28,33 @@
       <w:r>
         <w:rPr>
           <w:rFonts w:ascii="Microsoft YaHei" w:hAnsi="Microsoft YaHei" w:eastAsia="Microsoft YaHei"/>
+          <w:b w:val="0"/>
+          <w:color w:val="808080"/>
+          <w:sz w:val="18"/>
+        </w:rPr>
+        <w:t>格式：①日报正文 + ②Maker 计划（照用户 Notion 模板·可直接粘贴）；③后附评分/五源（系统内部备份）。</w:t>
+      </w:r>
+    </w:p>
+    <w:p>
+      <w:r>
+        <w:rPr>
+          <w:rFonts w:ascii="Microsoft YaHei" w:hAnsi="Microsoft YaHei" w:eastAsia="Microsoft YaHei"/>
           <w:b/>
           <w:color w:val="1F4E79"/>
           <w:sz w:val="28"/>
         </w:rPr>
-        <w:t>一、主账户（中线 · 防守层状态机）</w:t>
+        <w:t>① 日报正文（照汇总库模板）</w:t>
+      </w:r>
+    </w:p>
+    <w:p>
+      <w:r>
+        <w:rPr>
+          <w:rFonts w:ascii="Microsoft YaHei" w:hAnsi="Microsoft YaHei" w:eastAsia="Microsoft YaHei"/>
+          <w:b/>
+          <w:color w:val="C00000"/>
+          <w:sz w:val="22"/>
+        </w:rPr>
+        <w:t>不能做：追多</w:t>
       </w:r>
     </w:p>
     <w:p>
@@ -42,7 +64,239 @@
           <w:b/>
           <w:sz w:val="22"/>
         </w:rPr>
-        <w:t>中线计划：保持（不新增 / 不止盈）</w:t>
+        <w:t>基本面：利空（地缘升级·美军拦截伊朗射向驻科威特美军基地导弹 + Strategy 首抛 32 枚 BTC 破“永不卖币”）价格部分兑现</w:t>
+      </w:r>
+    </w:p>
+    <w:p>
+      <w:r>
+        <w:rPr>
+          <w:rFonts w:ascii="Microsoft YaHei" w:hAnsi="Microsoft YaHei" w:eastAsia="Microsoft YaHei"/>
+          <w:b/>
+          <w:sz w:val="22"/>
+        </w:rPr>
+        <w:t>技术面：</w:t>
+      </w:r>
+    </w:p>
+    <w:p>
+      <w:r>
+        <w:rPr>
+          <w:rFonts w:ascii="Microsoft YaHei" w:hAnsi="Microsoft YaHei" w:eastAsia="Microsoft YaHei"/>
+          <w:b w:val="0"/>
+          <w:sz w:val="22"/>
+        </w:rPr>
+        <w:t>盘口（合约）：</w:t>
+      </w:r>
+    </w:p>
+    <w:p>
+      <w:r>
+        <w:rPr>
+          <w:rFonts w:ascii="Microsoft YaHei" w:hAnsi="Microsoft YaHei" w:eastAsia="Microsoft YaHei"/>
+          <w:b w:val="0"/>
+          <w:sz w:val="22"/>
+        </w:rPr>
+        <w:t>CVD 下降　价格 下降　资金费率 上升（为正值）　持仓 上升</w:t>
+      </w:r>
+    </w:p>
+    <w:p>
+      <w:r>
+        <w:rPr>
+          <w:rFonts w:ascii="Microsoft YaHei" w:hAnsi="Microsoft YaHei" w:eastAsia="Microsoft YaHei"/>
+          <w:b w:val="0"/>
+          <w:sz w:val="22"/>
+        </w:rPr>
+        <w:t>解读：中性偏空（空头增仓主导下跌＋多头被套抄底未投降＝拥挤多头侧被收割）</w:t>
+      </w:r>
+    </w:p>
+    <w:p>
+      <w:r>
+        <w:rPr>
+          <w:rFonts w:ascii="Microsoft YaHei" w:hAnsi="Microsoft YaHei" w:eastAsia="Microsoft YaHei"/>
+          <w:b w:val="0"/>
+          <w:sz w:val="22"/>
+        </w:rPr>
+        <w:t>盘面：</w:t>
+      </w:r>
+    </w:p>
+    <w:p>
+      <w:r>
+        <w:rPr>
+          <w:rFonts w:ascii="Microsoft YaHei" w:hAnsi="Microsoft YaHei" w:eastAsia="Microsoft YaHei"/>
+          <w:b w:val="0"/>
+          <w:sz w:val="22"/>
+        </w:rPr>
+        <w:t>日线级别 放量破 73000 震荡下沿、波幅大幅扩张、跌破 SMA20 回踩上行通道中下沿，卖压主导趋势性下行　利空</w:t>
+      </w:r>
+    </w:p>
+    <w:p>
+      <w:r>
+        <w:rPr>
+          <w:rFonts w:ascii="Microsoft YaHei" w:hAnsi="Microsoft YaHei" w:eastAsia="Microsoft YaHei"/>
+          <w:b w:val="0"/>
+          <w:sz w:val="22"/>
+        </w:rPr>
+        <w:t>小时级别 下降通道内偏下、贴大级别共振支撑 71800-72300 测试、现货卖压持续、买盘势能弱　利空</w:t>
+      </w:r>
+    </w:p>
+    <w:p>
+      <w:r>
+        <w:rPr>
+          <w:rFonts w:ascii="Microsoft YaHei" w:hAnsi="Microsoft YaHei" w:eastAsia="Microsoft YaHei"/>
+          <w:b/>
+          <w:sz w:val="22"/>
+        </w:rPr>
+        <w:t>趋势确认：空头趋势（短线）</w:t>
+      </w:r>
+    </w:p>
+    <w:p>
+      <w:r>
+        <w:rPr>
+          <w:rFonts w:ascii="Microsoft YaHei" w:hAnsi="Microsoft YaHei" w:eastAsia="Microsoft YaHei"/>
+          <w:b/>
+          <w:sz w:val="22"/>
+        </w:rPr>
+        <w:t>日内支撑：71800-72300　　　　日内压力：74250-74750</w:t>
+      </w:r>
+    </w:p>
+    <w:p>
+      <w:r>
+        <w:rPr>
+          <w:rFonts w:ascii="Microsoft YaHei" w:hAnsi="Microsoft YaHei" w:eastAsia="Microsoft YaHei"/>
+          <w:b/>
+          <w:sz w:val="22"/>
+        </w:rPr>
+        <w:t>策略：</w:t>
+      </w:r>
+    </w:p>
+    <w:p>
+      <w:r>
+        <w:rPr>
+          <w:rFonts w:ascii="Microsoft YaHei" w:hAnsi="Microsoft YaHei" w:eastAsia="Microsoft YaHei"/>
+          <w:b w:val="0"/>
+          <w:sz w:val="22"/>
+        </w:rPr>
+        <w:t>中线计划保持不变（5/28 做多 @73,500 持仓中，5x/$1000/1:3；守关键止损 71,000＝上行通道下轨/多头最后防守；浮盈防守层 75500/76200/74400 因价在 entry 下方均未激活；未破 71,000 前持有，有效跌破止损出局）</w:t>
+      </w:r>
+    </w:p>
+    <w:p>
+      <w:r>
+        <w:rPr>
+          <w:rFonts w:ascii="Microsoft YaHei" w:hAnsi="Microsoft YaHei" w:eastAsia="Microsoft YaHei"/>
+          <w:b/>
+          <w:color w:val="1F4E79"/>
+          <w:sz w:val="28"/>
+        </w:rPr>
+        <w:t>② 晚 20:30 Maker 新增计划（总分 74 ≥ 70 → 必挂）</w:t>
+      </w:r>
+    </w:p>
+    <w:p>
+      <w:r>
+        <w:rPr>
+          <w:rFonts w:ascii="Microsoft YaHei" w:hAnsi="Microsoft YaHei" w:eastAsia="Microsoft YaHei"/>
+          <w:b w:val="0"/>
+          <w:sz w:val="22"/>
+        </w:rPr>
+        <w:t>BTC（策略）：执行概率 —（系统不预判·用户定）（已执行 0%）　胜率 &gt;60%（Maker 极强共振门槛达标）</w:t>
+      </w:r>
+    </w:p>
+    <w:p>
+      <w:r>
+        <w:rPr>
+          <w:rFonts w:ascii="Microsoft YaHei" w:hAnsi="Microsoft YaHei" w:eastAsia="Microsoft YaHei"/>
+          <w:b/>
+          <w:sz w:val="22"/>
+        </w:rPr>
+        <w:t>反弹空：74250-75300　持仓 700 刀　Binance　右侧　盈亏比 1:2.5 以上</w:t>
+      </w:r>
+    </w:p>
+    <w:p>
+      <w:r>
+        <w:rPr>
+          <w:rFonts w:ascii="Microsoft YaHei" w:hAnsi="Microsoft YaHei" w:eastAsia="Microsoft YaHei"/>
+          <w:b w:val="0"/>
+          <w:sz w:val="22"/>
+        </w:rPr>
+        <w:t>止盈：71800-72000（TP1）减仓 50%</w:t>
+      </w:r>
+    </w:p>
+    <w:p>
+      <w:r>
+        <w:rPr>
+          <w:rFonts w:ascii="Microsoft YaHei" w:hAnsi="Microsoft YaHei" w:eastAsia="Microsoft YaHei"/>
+          <w:b w:val="0"/>
+          <w:sz w:val="22"/>
+        </w:rPr>
+        <w:t>止损：76000（站稳上方·多空分界翻多·结构失效；约 1.7%，在单笔 3% 上限内）</w:t>
+      </w:r>
+    </w:p>
+    <w:p>
+      <w:r>
+        <w:rPr>
+          <w:rFonts w:ascii="Microsoft YaHei" w:hAnsi="Microsoft YaHei" w:eastAsia="Microsoft YaHei"/>
+          <w:b w:val="0"/>
+          <w:sz w:val="22"/>
+        </w:rPr>
+        <w:t>浮盈防守计划：</w:t>
+      </w:r>
+    </w:p>
+    <w:p>
+      <w:r>
+        <w:rPr>
+          <w:rFonts w:ascii="Microsoft YaHei" w:hAnsi="Microsoft YaHei" w:eastAsia="Microsoft YaHei"/>
+          <w:b w:val="0"/>
+          <w:sz w:val="22"/>
+        </w:rPr>
+        <w:t>第一层：价格触及 73000（前震荡下沿转压力）设立 4 小时级别极点高点为止损　同时取消所有加仓</w:t>
+      </w:r>
+    </w:p>
+    <w:p>
+      <w:r>
+        <w:rPr>
+          <w:rFonts w:ascii="Microsoft YaHei" w:hAnsi="Microsoft YaHei" w:eastAsia="Microsoft YaHei"/>
+          <w:b w:val="0"/>
+          <w:sz w:val="22"/>
+        </w:rPr>
+        <w:t>第二层：价格触及 72200（≈2R）减仓 50%　同时设立保本损</w:t>
+      </w:r>
+    </w:p>
+    <w:p>
+      <w:r>
+        <w:rPr>
+          <w:rFonts w:ascii="Microsoft YaHei" w:hAnsi="Microsoft YaHei" w:eastAsia="Microsoft YaHei"/>
+          <w:b/>
+          <w:sz w:val="22"/>
+        </w:rPr>
+        <w:t>注意事项：若价格优先跌破 71000（多头最后防守失守·趋势加速下行·反弹前提消失）则此策略取消</w:t>
+      </w:r>
+    </w:p>
+    <w:p>
+      <w:r>
+        <w:rPr>
+          <w:rFonts w:ascii="Microsoft YaHei" w:hAnsi="Microsoft YaHei" w:eastAsia="Microsoft YaHei"/>
+          <w:b w:val="0"/>
+          <w:sz w:val="22"/>
+        </w:rPr>
+        <w:t>核心（开仓理由）：偏空环境下反弹至空头流动性（信号1）边缘的高质量做空；现价 72200 在入场区下方较远 → 单挂边缘等待、价不反弹到 74250+ 不成交；⚠️ 不在 72200 现价追空（追在大级别共振支撑上方＝低质量、宪法禁追价）</w:t>
+      </w:r>
+    </w:p>
+    <w:p>
+      <w:r>
+        <w:rPr>
+          <w:rFonts w:ascii="Microsoft YaHei" w:hAnsi="Microsoft YaHei" w:eastAsia="Microsoft YaHei"/>
+          <w:b/>
+          <w:color w:val="1F4E79"/>
+          <w:sz w:val="28"/>
+        </w:rPr>
+        <w:t>③ 后附（系统内部备份 · 不进 Notion 正文）</w:t>
+      </w:r>
+    </w:p>
+    <w:p>
+      <w:r>
+        <w:rPr>
+          <w:rFonts w:ascii="Microsoft YaHei" w:hAnsi="Microsoft YaHei" w:eastAsia="Microsoft YaHei"/>
+          <w:b/>
+          <w:sz w:val="22"/>
+        </w:rPr>
+        <w:t>评分明细（70+30 ＝ 74）</w:t>
       </w:r>
     </w:p>
     <w:p>
@@ -55,7 +309,7 @@
           <w:b w:val="0"/>
           <w:sz w:val="22"/>
         </w:rPr>
-        <w:t>持仓：5/28 做多 BTC @均价 73,500，左侧 Taker，5x，$1,000，盈亏比 1:3，状态＝持仓中</w:t>
+        <w:t>盘口 53/70：CVD↓ / 价格↓ / OI↑(54K→57.42K) / 资金费率↑且为正(0.0096)＝空头增仓主导下跌（偏强空头延续，非 C01/C02 极端）→ 手动 53</w:t>
       </w:r>
     </w:p>
     <w:p>
@@ -68,7 +322,7 @@
           <w:b w:val="0"/>
           <w:sz w:val="22"/>
         </w:rPr>
-        <w:t>现价 ~72,200，浮亏约 -1.8%（价格口径）；价格向下破位测试中线多单关键支撑</w:t>
+        <w:t>盘面 21/30：接近度 8（贴大级别共振支撑 71,800-72,300＋0.618fib 71,824）+流动性掠夺 3+SMA20 5（空头排列）+量价 3（放量破位）+斐波 2</w:t>
       </w:r>
     </w:p>
     <w:p>
@@ -81,7 +335,17 @@
           <w:b w:val="0"/>
           <w:sz w:val="22"/>
         </w:rPr>
-        <w:t>关键止损：有效跌破 71,000（上升平行通道下轨 / 多头最后防守 70,500-71,000）——亏损砍短纪律</w:t>
+        <w:t>总分 74 ≥ 70（连续 63/62/57 后首次达标）→ 必挂 Maker 空单于 74,250-75,300 边缘等待</w:t>
+      </w:r>
+    </w:p>
+    <w:p>
+      <w:r>
+        <w:rPr>
+          <w:rFonts w:ascii="Microsoft YaHei" w:hAnsi="Microsoft YaHei" w:eastAsia="Microsoft YaHei"/>
+          <w:b/>
+          <w:sz w:val="22"/>
+        </w:rPr>
+        <w:t>五源支撑</w:t>
       </w:r>
     </w:p>
     <w:p>
@@ -94,7 +358,7 @@
           <w:b w:val="0"/>
           <w:sz w:val="22"/>
         </w:rPr>
-        <w:t>浮盈防守层 75,500 / 76,200 / 74,400 均未激活（价格始终在 entry 下方，从未上行触发）</w:t>
+        <w:t>① BlockBeats（偏空·主线地缘升级·价格部分兑现）：美军拦截伊朗射向驻科威特美军基地 2 枚导弹（冲突升级）+特朗普口头缓和；Strategy 首抛 32 枚 BTC(77,135)破“永不卖币”·MSTR 盘前跌超 6%；贝莱德存 929 BTC；BTC 跌破 7.2 万(-2.56%)。利空5/利多3</w:t>
       </w:r>
     </w:p>
     <w:p>
@@ -107,40 +371,7 @@
           <w:b w:val="0"/>
           <w:sz w:val="22"/>
         </w:rPr>
-        <w:t>状态机：基本面（地缘升级）+盘面（日线放量破位）偏空，中线支撑反弹逻辑受考验；当前贴大级别共振支撑 71,800-72,300，未破 71,000 前按计划持有，有效跌破 71,000 → 止损出局。</w:t>
-      </w:r>
-    </w:p>
-    <w:p>
-      <w:r>
-        <w:rPr>
-          <w:rFonts w:ascii="Microsoft YaHei" w:hAnsi="Microsoft YaHei" w:eastAsia="Microsoft YaHei"/>
-          <w:b/>
-          <w:color w:val="1F4E79"/>
-          <w:sz w:val="28"/>
-        </w:rPr>
-        <w:t>二、Maker（日内 · 盘口&gt;盘面&gt;基本面）</w:t>
-      </w:r>
-    </w:p>
-    <w:p>
-      <w:r>
-        <w:rPr>
-          <w:rFonts w:ascii="Microsoft YaHei" w:hAnsi="Microsoft YaHei" w:eastAsia="Microsoft YaHei"/>
-          <w:b/>
-          <w:color w:val="C00000"/>
-          <w:sz w:val="22"/>
-        </w:rPr>
-        <w:t>总分 74 ≥ 70 → 挂 Maker 空单（顺势·挂价在高质量空头边缘等待）</w:t>
-      </w:r>
-    </w:p>
-    <w:p>
-      <w:r>
-        <w:rPr>
-          <w:rFonts w:ascii="Microsoft YaHei" w:hAnsi="Microsoft YaHei" w:eastAsia="Microsoft YaHei"/>
-          <w:b w:val="0"/>
-          <w:color w:val="808080"/>
-          <w:sz w:val="18"/>
-        </w:rPr>
-        <w:t>规则迭代(2026-06-01)：≥70 必须挂 Maker 单，不再因位置不优观望；位置把关只决定挂单价(=高质量边缘)，限价单挂边缘等待、价不到不成交、绝不追价。</w:t>
+        <w:t>② 日线 footprint：Vol 112M(连续放量) / Delta -11M / CVD -9.6M(转负) / POC 72,246 / H-L 2174.2(波幅扩张)＝放量趋势性向下突破</w:t>
       </w:r>
     </w:p>
     <w:p>
@@ -153,7 +384,7 @@
           <w:b w:val="0"/>
           <w:sz w:val="22"/>
         </w:rPr>
-        <w:t>方向＝做空（盘口空头增仓主导+日线放量破位+基本面地缘升级）。</w:t>
+        <w:t>③ Coinglass 1h：价 72,214↓ / CVD -16.46K↓ / 资金费率 0.0096↑(正值) / OI 57.42K↑＝空头增仓+多头被套未投降</w:t>
       </w:r>
     </w:p>
     <w:p>
@@ -166,7 +397,7 @@
           <w:b w:val="0"/>
           <w:sz w:val="22"/>
         </w:rPr>
-        <w:t>挂单价（高质量空头边缘）：反弹至 74,250-75,300（空头流动性·信号1）被拒处挂空；备用更高边缘 76,000（多空分界）。现价 72,200 在边缘下方较远 → 单挂边缘等待，价不反弹到 74,250+ 则不成交（不是观望，是边缘单已挂出）。</w:t>
+        <w:t>④ FedWatch：6/17 不变 99.4%、降息 0%、无宽松 → 中性偏空</w:t>
       </w:r>
     </w:p>
     <w:p>
@@ -179,432 +410,7 @@
           <w:b w:val="0"/>
           <w:sz w:val="22"/>
         </w:rPr>
-        <w:t>取消价＝站稳 76,000 上方；防守层＝第一层 4H 极点高点止损、第二层回 73,600 减仓50%+保本；盈亏比目标 1:2.5 以上。</w:t>
-      </w:r>
-    </w:p>
-    <w:p>
-      <w:pPr>
-        <w:pStyle w:val="ListBullet"/>
-      </w:pPr>
-      <w:r>
-        <w:rPr>
-          <w:rFonts w:ascii="Microsoft YaHei" w:hAnsi="Microsoft YaHei" w:eastAsia="Microsoft YaHei"/>
-          <w:b w:val="0"/>
-          <w:sz w:val="22"/>
-        </w:rPr>
-        <w:t>不在 72,200 现价追空（追在大级别共振支撑 71,800-72,300 上方＝低质量、宪法禁追价）；空单只在反弹至边缘成交。</w:t>
-      </w:r>
-    </w:p>
-    <w:p>
-      <w:pPr>
-        <w:pStyle w:val="ListBullet"/>
-      </w:pPr>
-      <w:r>
-        <w:rPr>
-          <w:rFonts w:ascii="Microsoft YaHei" w:hAnsi="Microsoft YaHei" w:eastAsia="Microsoft YaHei"/>
-          <w:b w:val="0"/>
-          <w:sz w:val="22"/>
-        </w:rPr>
-        <w:t>次选（逆势反应·非必挂）：价格于 71,000-71,800（多头最后防守/0.618 下沿）下方流动性掠夺后反包确认 → 左侧反应做多；取消价＝有效跌破 70,500。</w:t>
-      </w:r>
-    </w:p>
-    <w:p>
-      <w:r>
-        <w:rPr>
-          <w:rFonts w:ascii="Microsoft YaHei" w:hAnsi="Microsoft YaHei" w:eastAsia="Microsoft YaHei"/>
-          <w:b/>
-          <w:color w:val="C00000"/>
-          <w:sz w:val="22"/>
-        </w:rPr>
-        <w:t>不能做（当天回填·收口）：（追）做多。</w:t>
-      </w:r>
-    </w:p>
-    <w:p>
-      <w:pPr>
-        <w:pStyle w:val="ListBullet"/>
-      </w:pPr>
-      <w:r>
-        <w:rPr>
-          <w:rFonts w:ascii="Microsoft YaHei" w:hAnsi="Microsoft YaHei" w:eastAsia="Microsoft YaHei"/>
-          <w:b w:val="0"/>
-          <w:sz w:val="22"/>
-        </w:rPr>
-        <w:t>盘口价跌+OI升+资金费率正且上升＝多头被套未投降、抄底盘拥挤＝当下最易被收割的一边；禁止在 72,200 下行途中追多/抄底（右侧追单）。对侧——71,000-71,800 支撑掠夺后的左侧反应做多——不在禁列。</w:t>
-      </w:r>
-    </w:p>
-    <w:p>
-      <w:r>
-        <w:rPr>
-          <w:rFonts w:ascii="Microsoft YaHei" w:hAnsi="Microsoft YaHei" w:eastAsia="Microsoft YaHei"/>
-          <w:b/>
-          <w:color w:val="1F4E79"/>
-          <w:sz w:val="28"/>
-        </w:rPr>
-        <w:t>三、评分明细（70+30 ＝ 74）</w:t>
-      </w:r>
-    </w:p>
-    <w:p>
-      <w:r>
-        <w:rPr>
-          <w:rFonts w:ascii="Microsoft YaHei" w:hAnsi="Microsoft YaHei" w:eastAsia="Microsoft YaHei"/>
-          <w:b/>
-          <w:sz w:val="22"/>
-        </w:rPr>
-        <w:t>盘口 53/70（1H footprint 4 维 → 16 组合）</w:t>
-      </w:r>
-    </w:p>
-    <w:p>
-      <w:pPr>
-        <w:pStyle w:val="ListBullet"/>
-      </w:pPr>
-      <w:r>
-        <w:rPr>
-          <w:rFonts w:ascii="Microsoft YaHei" w:hAnsi="Microsoft YaHei" w:eastAsia="Microsoft YaHei"/>
-          <w:b w:val="0"/>
-          <w:sz w:val="22"/>
-        </w:rPr>
-        <w:t>价格下降（73,700→72,160）｜CVD 下降（-16.46K）｜OI 上升（54K→57.42K·新空增仓）｜资金费率 上升·为正值（0.0096·多头被套未投降）</w:t>
-      </w:r>
-    </w:p>
-    <w:p>
-      <w:pPr>
-        <w:pStyle w:val="ListBullet"/>
-      </w:pPr>
-      <w:r>
-        <w:rPr>
-          <w:rFonts w:ascii="Microsoft YaHei" w:hAnsi="Microsoft YaHei" w:eastAsia="Microsoft YaHei"/>
-          <w:b w:val="0"/>
-          <w:sz w:val="22"/>
-        </w:rPr>
-        <w:t>组合：空头增仓主导下跌 + 多头拥挤被套（偏强空头延续，非 C01/C02 极端）→ 手动 53</w:t>
-      </w:r>
-    </w:p>
-    <w:p>
-      <w:r>
-        <w:rPr>
-          <w:rFonts w:ascii="Microsoft YaHei" w:hAnsi="Microsoft YaHei" w:eastAsia="Microsoft YaHei"/>
-          <w:b/>
-          <w:sz w:val="22"/>
-        </w:rPr>
-        <w:t>盘面 21/30（日线层 + 小时层）</w:t>
-      </w:r>
-    </w:p>
-    <w:p>
-      <w:pPr>
-        <w:pStyle w:val="ListBullet"/>
-      </w:pPr>
-      <w:r>
-        <w:rPr>
-          <w:rFonts w:ascii="Microsoft YaHei" w:hAnsi="Microsoft YaHei" w:eastAsia="Microsoft YaHei"/>
-          <w:b w:val="0"/>
-          <w:sz w:val="22"/>
-        </w:rPr>
-        <w:t>支撑压力接近度 8/10：价贴大级别共振支撑 71,800-72,300 + 0.618fib 71,824（关键位极近）</w:t>
-      </w:r>
-    </w:p>
-    <w:p>
-      <w:pPr>
-        <w:pStyle w:val="ListBullet"/>
-      </w:pPr>
-      <w:r>
-        <w:rPr>
-          <w:rFonts w:ascii="Microsoft YaHei" w:hAnsi="Microsoft YaHei" w:eastAsia="Microsoft YaHei"/>
-          <w:b w:val="0"/>
-          <w:sz w:val="22"/>
-        </w:rPr>
-        <w:t>流动性掠夺 3/10：上方空头流动性 75k 未扫；破位下行，下方未见掠夺反包</w:t>
-      </w:r>
-    </w:p>
-    <w:p>
-      <w:pPr>
-        <w:pStyle w:val="ListBullet"/>
-      </w:pPr>
-      <w:r>
-        <w:rPr>
-          <w:rFonts w:ascii="Microsoft YaHei" w:hAnsi="Microsoft YaHei" w:eastAsia="Microsoft YaHei"/>
-          <w:b w:val="0"/>
-          <w:sz w:val="22"/>
-        </w:rPr>
-        <w:t>SMA20 5/5：日线/4H/1H 价均在下行 SMA20 下方＝空头排列</w:t>
-      </w:r>
-    </w:p>
-    <w:p>
-      <w:pPr>
-        <w:pStyle w:val="ListBullet"/>
-      </w:pPr>
-      <w:r>
-        <w:rPr>
-          <w:rFonts w:ascii="Microsoft YaHei" w:hAnsi="Microsoft YaHei" w:eastAsia="Microsoft YaHei"/>
-          <w:b w:val="0"/>
-          <w:sz w:val="22"/>
-        </w:rPr>
-        <w:t>量价 3/3：放量下跌，量价配合向下</w:t>
-      </w:r>
-    </w:p>
-    <w:p>
-      <w:pPr>
-        <w:pStyle w:val="ListBullet"/>
-      </w:pPr>
-      <w:r>
-        <w:rPr>
-          <w:rFonts w:ascii="Microsoft YaHei" w:hAnsi="Microsoft YaHei" w:eastAsia="Microsoft YaHei"/>
-          <w:b w:val="0"/>
-          <w:sz w:val="22"/>
-        </w:rPr>
-        <w:t>斐波趋势线 2/2：价处 0.618(71,824)，下降通道内偏下</w:t>
-      </w:r>
-    </w:p>
-    <w:p>
-      <w:pPr>
-        <w:pStyle w:val="ListBullet"/>
-      </w:pPr>
-      <w:r>
-        <w:rPr>
-          <w:rFonts w:ascii="Microsoft YaHei" w:hAnsi="Microsoft YaHei" w:eastAsia="Microsoft YaHei"/>
-          <w:b w:val="0"/>
-          <w:sz w:val="22"/>
-        </w:rPr>
-        <w:t>日线层收口：利空；小时层收口：利空</w:t>
-      </w:r>
-    </w:p>
-    <w:p>
-      <w:r>
-        <w:rPr>
-          <w:rFonts w:ascii="Microsoft YaHei" w:hAnsi="Microsoft YaHei" w:eastAsia="Microsoft YaHei"/>
-          <w:b/>
-          <w:sz w:val="22"/>
-        </w:rPr>
-        <w:t>总分 74 ≥ 70（连续 5/29=63、5/30=62、5/31=57 后首次达标）→ 必挂 Maker 空单于高质量边缘 74,250-75,300，现价未到、单挂等待。</w:t>
-      </w:r>
-    </w:p>
-    <w:p>
-      <w:r>
-        <w:rPr>
-          <w:rFonts w:ascii="Microsoft YaHei" w:hAnsi="Microsoft YaHei" w:eastAsia="Microsoft YaHei"/>
-          <w:b/>
-          <w:color w:val="1F4E79"/>
-          <w:sz w:val="28"/>
-        </w:rPr>
-        <w:t>四、五源支撑</w:t>
-      </w:r>
-    </w:p>
-    <w:p>
-      <w:r>
-        <w:rPr>
-          <w:rFonts w:ascii="Microsoft YaHei" w:hAnsi="Microsoft YaHei" w:eastAsia="Microsoft YaHei"/>
-          <w:b/>
-          <w:sz w:val="22"/>
-        </w:rPr>
-        <w:t>① BlockBeats（基本面 · 偏空 · 主线＝地缘升级）｜价格已部分兑现</w:t>
-      </w:r>
-    </w:p>
-    <w:p>
-      <w:pPr>
-        <w:pStyle w:val="ListBullet"/>
-      </w:pPr>
-      <w:r>
-        <w:rPr>
-          <w:rFonts w:ascii="Microsoft YaHei" w:hAnsi="Microsoft YaHei" w:eastAsia="Microsoft YaHei"/>
-          <w:b w:val="0"/>
-          <w:sz w:val="22"/>
-        </w:rPr>
-        <w:t>政治Tier1：美军拦截伊朗向驻科威特美军基地发射 2 枚弹道导弹（美伊冲突事实升级，美军增派 F-35/防空/舰艇）；特朗普喊话伊朗『希望达成协议』（口头缓和）→ 地缘偏空+高不确定。</w:t>
-      </w:r>
-    </w:p>
-    <w:p>
-      <w:pPr>
-        <w:pStyle w:val="ListBullet"/>
-      </w:pPr>
-      <w:r>
-        <w:rPr>
-          <w:rFonts w:ascii="Microsoft YaHei" w:hAnsi="Microsoft YaHei" w:eastAsia="Microsoft YaHei"/>
-          <w:b w:val="0"/>
-          <w:sz w:val="22"/>
-        </w:rPr>
-        <w:t>行业Tier2：Strategy 首次主动卖出 32 枚 BTC（均价 77,135）打破『永不卖币』，MSTR 盘前跌超 6%（标志性情绪利空）；贝莱德向 Coinbase 存入 929 BTC（潜在抛压）；BTC 跌破 7.2 万(-2.56%)；巨鲸 1216 万高杠杆开多@73,650 止盈（盘口多头燃料）。</w:t>
-      </w:r>
-    </w:p>
-    <w:p>
-      <w:pPr>
-        <w:pStyle w:val="ListBullet"/>
-      </w:pPr>
-      <w:r>
-        <w:rPr>
-          <w:rFonts w:ascii="Microsoft YaHei" w:hAnsi="Microsoft YaHei" w:eastAsia="Microsoft YaHei"/>
-          <w:b w:val="0"/>
-          <w:sz w:val="22"/>
-        </w:rPr>
-        <w:t>聚合：利空 5 / 利多 3 → 偏空；价格已部分兑现。</w:t>
-      </w:r>
-    </w:p>
-    <w:p>
-      <w:r>
-        <w:rPr>
-          <w:rFonts w:ascii="Microsoft YaHei" w:hAnsi="Microsoft YaHei" w:eastAsia="Microsoft YaHei"/>
-          <w:b/>
-          <w:sz w:val="22"/>
-        </w:rPr>
-        <w:t>② 日线 footprint（Exocharts BTCUSD · 6/1）</w:t>
-      </w:r>
-    </w:p>
-    <w:p>
-      <w:pPr>
-        <w:pStyle w:val="ListBullet"/>
-      </w:pPr>
-      <w:r>
-        <w:rPr>
-          <w:rFonts w:ascii="Microsoft YaHei" w:hAnsi="Microsoft YaHei" w:eastAsia="Microsoft YaHei"/>
-          <w:b w:val="0"/>
-          <w:sz w:val="22"/>
-        </w:rPr>
-        <w:t>Vol 112M（连续放量 59M→95M→112M）｜Delta -11M｜CVD -9.6M（转负）｜POC 72,246｜H-L 2174.2（波幅大幅扩张）</w:t>
-      </w:r>
-    </w:p>
-    <w:p>
-      <w:pPr>
-        <w:pStyle w:val="ListBullet"/>
-      </w:pPr>
-      <w:r>
-        <w:rPr>
-          <w:rFonts w:ascii="Microsoft YaHei" w:hAnsi="Microsoft YaHei" w:eastAsia="Microsoft YaHei"/>
-          <w:b w:val="0"/>
-          <w:sz w:val="22"/>
-        </w:rPr>
-        <w:t>结构：放量+波幅扩张+Delta负+CVD转负 ＝ 卖压主导的趋势性向下突破，跌破 73,000 震荡下沿。</w:t>
-      </w:r>
-    </w:p>
-    <w:p>
-      <w:r>
-        <w:rPr>
-          <w:rFonts w:ascii="Microsoft YaHei" w:hAnsi="Microsoft YaHei" w:eastAsia="Microsoft YaHei"/>
-          <w:b/>
-          <w:sz w:val="22"/>
-        </w:rPr>
-        <w:t>③ Coinglass 1H</w:t>
-      </w:r>
-    </w:p>
-    <w:p>
-      <w:pPr>
-        <w:pStyle w:val="ListBullet"/>
-      </w:pPr>
-      <w:r>
-        <w:rPr>
-          <w:rFonts w:ascii="Microsoft YaHei" w:hAnsi="Microsoft YaHei" w:eastAsia="Microsoft YaHei"/>
-          <w:b w:val="0"/>
-          <w:sz w:val="22"/>
-        </w:rPr>
-        <w:t>价 72,214（下降）｜CVD -16.46K（下降）｜资金费率 0.0096（上升·为正值）｜OI 57.42K（上升）</w:t>
-      </w:r>
-    </w:p>
-    <w:p>
-      <w:pPr>
-        <w:pStyle w:val="ListBullet"/>
-      </w:pPr>
-      <w:r>
-        <w:rPr>
-          <w:rFonts w:ascii="Microsoft YaHei" w:hAnsi="Microsoft YaHei" w:eastAsia="Microsoft YaHei"/>
-          <w:b w:val="0"/>
-          <w:sz w:val="22"/>
-        </w:rPr>
-        <w:t>组合：价跌+OI升＝空头新仓增量；价跌+CVD降＝Taker卖压；资金费率正且升＝多头被套未投降 → 空头掌控下行，多头抄底拥挤。</w:t>
-      </w:r>
-    </w:p>
-    <w:p>
-      <w:r>
-        <w:rPr>
-          <w:rFonts w:ascii="Microsoft YaHei" w:hAnsi="Microsoft YaHei" w:eastAsia="Microsoft YaHei"/>
-          <w:b/>
-          <w:sz w:val="22"/>
-        </w:rPr>
-        <w:t>④ FedWatch（中性偏空）</w:t>
-      </w:r>
-    </w:p>
-    <w:p>
-      <w:pPr>
-        <w:pStyle w:val="ListBullet"/>
-      </w:pPr>
-      <w:r>
-        <w:rPr>
-          <w:rFonts w:ascii="Microsoft YaHei" w:hAnsi="Microsoft YaHei" w:eastAsia="Microsoft YaHei"/>
-          <w:b w:val="0"/>
-          <w:sz w:val="22"/>
-        </w:rPr>
-        <w:t>6/17 FOMC 不变 99.4%，降息 0%，加息 0.6%；维持 350-375，无宽松预期；维持概率 1月/1周/1日 93.3%→96%→99.6%→99.4% → macro 中性偏空。</w:t>
-      </w:r>
-    </w:p>
-    <w:p>
-      <w:r>
-        <w:rPr>
-          <w:rFonts w:ascii="Microsoft YaHei" w:hAnsi="Microsoft YaHei" w:eastAsia="Microsoft YaHei"/>
-          <w:b/>
-          <w:sz w:val="22"/>
-        </w:rPr>
-        <w:t>⑤ TradingView（最终把关）</w:t>
-      </w:r>
-    </w:p>
-    <w:p>
-      <w:pPr>
-        <w:pStyle w:val="ListBullet"/>
-      </w:pPr>
-      <w:r>
-        <w:rPr>
-          <w:rFonts w:ascii="Microsoft YaHei" w:hAnsi="Microsoft YaHei" w:eastAsia="Microsoft YaHei"/>
-          <w:b w:val="0"/>
-          <w:sz w:val="22"/>
-        </w:rPr>
-        <w:t>日线：上升平行通道内，今日 -1.98% 放量阴线跌破 SMA20，回踩通道中下沿。</w:t>
-      </w:r>
-    </w:p>
-    <w:p>
-      <w:pPr>
-        <w:pStyle w:val="ListBullet"/>
-      </w:pPr>
-      <w:r>
-        <w:rPr>
-          <w:rFonts w:ascii="Microsoft YaHei" w:hAnsi="Microsoft YaHei" w:eastAsia="Microsoft YaHei"/>
-          <w:b w:val="0"/>
-          <w:sz w:val="22"/>
-        </w:rPr>
-        <w:t>4H：下降通道，价 72,227 贴大级别共振支撑 71,800-72,000 + 0.618fib 71,824；上方空头流动性 75,000、多空分界 76,000；下方多头最后防守 70,500-71,000；SMA20 上方下行。</w:t>
-      </w:r>
-    </w:p>
-    <w:p>
-      <w:pPr>
-        <w:pStyle w:val="ListBullet"/>
-      </w:pPr>
-      <w:r>
-        <w:rPr>
-          <w:rFonts w:ascii="Microsoft YaHei" w:hAnsi="Microsoft YaHei" w:eastAsia="Microsoft YaHei"/>
-          <w:b w:val="0"/>
-          <w:sz w:val="22"/>
-        </w:rPr>
-        <w:t>1H：同 4H，价贴大级别共振支撑，下降通道内偏下。</w:t>
-      </w:r>
-    </w:p>
-    <w:p>
-      <w:pPr>
-        <w:pStyle w:val="ListBullet"/>
-      </w:pPr>
-      <w:r>
-        <w:rPr>
-          <w:rFonts w:ascii="Microsoft YaHei" w:hAnsi="Microsoft YaHei" w:eastAsia="Microsoft YaHei"/>
-          <w:b w:val="0"/>
-          <w:sz w:val="22"/>
-        </w:rPr>
-        <w:t>15m：刚跌破支撑(5.27/5.29) 72,300-72,500，逼近 71,800-72,000 与 70,500-71,000，下方白色上升趋势线 ~71,700 交汇；上方压力翻压 73,000、压力(5.29) 74,250-74,500。</w:t>
-      </w:r>
-    </w:p>
-    <w:p>
-      <w:pPr>
-        <w:pStyle w:val="ListBullet"/>
-      </w:pPr>
-      <w:r>
-        <w:rPr>
-          <w:rFonts w:ascii="Microsoft YaHei" w:hAnsi="Microsoft YaHei" w:eastAsia="Microsoft YaHei"/>
-          <w:b w:val="0"/>
-          <w:sz w:val="22"/>
-        </w:rPr>
-        <w:t>把关结论：价处大级别共振支撑下沿＝空头追单错误一侧；高质量空头边缘在 74,250-75,300/76,000 被拒处 → Maker 空单挂该边缘等待（≥70 必挂，现价未到不成交、不追价）。</w:t>
+        <w:t>⑤ TradingView 日/4H/1H/15m：价贴大级别共振支撑 71,800-72,300+0.618fib 71,824；上空头流动性 75,000/多空分界 76,000，下多头最后防守 70,500-71,000；日线破 73k+破 SMA20。把关：高质量空头边缘在 74,250-75,300/76,000，Maker 空单挂该边缘等待</w:t>
       </w:r>
     </w:p>
     <w:sectPr>
